--- a/testakten/corporate-contract-law-rahmenlieferung-sensorik-aachen/03_rahmenvertrag_lieferant_v06.docx
+++ b/testakten/corporate-contract-law-rahmenlieferung-sensorik-aachen/03_rahmenvertrag_lieferant_v06.docx
@@ -74,10 +74,22 @@
     <w:p>
       <w:pPr>
         <w:pStyle w:val="Heading1"/>
+        <w:keepNext/>
+        <w:spacing w:after="0"/>
       </w:pPr>
       <w:r>
         <w:t>1. Gegenstand und Dokumente</w:t>
       </w:r>
+    </w:p>
+    <w:p>
+      <w:pPr>
+        <w:keepNext/>
+        <w:spacing w:before="0" w:after="0" w:line="220" w:lineRule="exact"/>
+        <w:rPr>
+          <w:sz w:val="22"/>
+          <w:szCs w:val="22"/>
+        </w:rPr>
+      </w:pPr>
     </w:p>
     <w:p>
       <w:r>
@@ -87,10 +99,22 @@
     <w:p>
       <w:pPr>
         <w:pStyle w:val="Heading1"/>
+        <w:keepNext/>
+        <w:spacing w:after="0"/>
       </w:pPr>
       <w:r>
         <w:t>2. Laufzeit</w:t>
       </w:r>
+    </w:p>
+    <w:p>
+      <w:pPr>
+        <w:keepNext/>
+        <w:spacing w:before="0" w:after="0" w:line="220" w:lineRule="exact"/>
+        <w:rPr>
+          <w:sz w:val="22"/>
+          <w:szCs w:val="22"/>
+        </w:rPr>
+      </w:pPr>
     </w:p>
     <w:p>
       <w:r>
@@ -100,10 +124,22 @@
     <w:p>
       <w:pPr>
         <w:pStyle w:val="Heading1"/>
+        <w:keepNext/>
+        <w:spacing w:after="0"/>
       </w:pPr>
       <w:r>
         <w:t>3. Jahresmenge und Planung</w:t>
       </w:r>
+    </w:p>
+    <w:p>
+      <w:pPr>
+        <w:keepNext/>
+        <w:spacing w:before="0" w:after="0" w:line="220" w:lineRule="exact"/>
+        <w:rPr>
+          <w:sz w:val="22"/>
+          <w:szCs w:val="22"/>
+        </w:rPr>
+      </w:pPr>
     </w:p>
     <w:p>
       <w:r>
@@ -118,10 +154,22 @@
     <w:p>
       <w:pPr>
         <w:pStyle w:val="Heading1"/>
+        <w:keepNext/>
+        <w:spacing w:after="0"/>
       </w:pPr>
       <w:r>
         <w:t>4. Einzelabrufe</w:t>
       </w:r>
+    </w:p>
+    <w:p>
+      <w:pPr>
+        <w:keepNext/>
+        <w:spacing w:before="0" w:after="0" w:line="220" w:lineRule="exact"/>
+        <w:rPr>
+          <w:sz w:val="22"/>
+          <w:szCs w:val="22"/>
+        </w:rPr>
+      </w:pPr>
     </w:p>
     <w:p>
       <w:r>
@@ -131,10 +179,22 @@
     <w:p>
       <w:pPr>
         <w:pStyle w:val="Heading1"/>
+        <w:keepNext/>
+        <w:spacing w:after="0"/>
       </w:pPr>
       <w:r>
         <w:t>5. Preise und Fracht</w:t>
       </w:r>
+    </w:p>
+    <w:p>
+      <w:pPr>
+        <w:keepNext/>
+        <w:spacing w:before="0" w:after="0" w:line="220" w:lineRule="exact"/>
+        <w:rPr>
+          <w:sz w:val="22"/>
+          <w:szCs w:val="22"/>
+        </w:rPr>
+      </w:pPr>
     </w:p>
     <w:p>
       <w:r>
@@ -144,10 +204,22 @@
     <w:p>
       <w:pPr>
         <w:pStyle w:val="Heading1"/>
+        <w:keepNext/>
+        <w:spacing w:after="0"/>
       </w:pPr>
       <w:r>
         <w:t>6. Werkzeug</w:t>
       </w:r>
+    </w:p>
+    <w:p>
+      <w:pPr>
+        <w:keepNext/>
+        <w:spacing w:before="0" w:after="0" w:line="220" w:lineRule="exact"/>
+        <w:rPr>
+          <w:sz w:val="22"/>
+          <w:szCs w:val="22"/>
+        </w:rPr>
+      </w:pPr>
     </w:p>
     <w:p>
       <w:r>
@@ -157,10 +229,22 @@
     <w:p>
       <w:pPr>
         <w:pStyle w:val="Heading1"/>
+        <w:keepNext/>
+        <w:spacing w:after="0"/>
       </w:pPr>
       <w:r>
         <w:t>7. Muster und Serienfreigabe</w:t>
       </w:r>
+    </w:p>
+    <w:p>
+      <w:pPr>
+        <w:keepNext/>
+        <w:spacing w:before="0" w:after="0" w:line="220" w:lineRule="exact"/>
+        <w:rPr>
+          <w:sz w:val="22"/>
+          <w:szCs w:val="22"/>
+        </w:rPr>
+      </w:pPr>
     </w:p>
     <w:p>
       <w:r>
@@ -170,10 +254,22 @@
     <w:p>
       <w:pPr>
         <w:pStyle w:val="Heading1"/>
+        <w:keepNext/>
+        <w:spacing w:after="0"/>
       </w:pPr>
       <w:r>
         <w:t>8. Änderungen und Abkündigungen</w:t>
       </w:r>
+    </w:p>
+    <w:p>
+      <w:pPr>
+        <w:keepNext/>
+        <w:spacing w:before="0" w:after="0" w:line="220" w:lineRule="exact"/>
+        <w:rPr>
+          <w:sz w:val="22"/>
+          <w:szCs w:val="22"/>
+        </w:rPr>
+      </w:pPr>
     </w:p>
     <w:p>
       <w:r>
@@ -183,10 +279,22 @@
     <w:p>
       <w:pPr>
         <w:pStyle w:val="Heading1"/>
+        <w:keepNext/>
+        <w:spacing w:after="0"/>
       </w:pPr>
       <w:r>
         <w:t>9. Qualität und Beanstandungen</w:t>
       </w:r>
+    </w:p>
+    <w:p>
+      <w:pPr>
+        <w:keepNext/>
+        <w:spacing w:before="0" w:after="0" w:line="220" w:lineRule="exact"/>
+        <w:rPr>
+          <w:sz w:val="22"/>
+          <w:szCs w:val="22"/>
+        </w:rPr>
+      </w:pPr>
     </w:p>
     <w:p>
       <w:r>
@@ -196,10 +304,22 @@
     <w:p>
       <w:pPr>
         <w:pStyle w:val="Heading1"/>
+        <w:keepNext/>
+        <w:spacing w:after="0"/>
       </w:pPr>
       <w:r>
         <w:t>10. Feldmaßnahmen und Kosten</w:t>
       </w:r>
+    </w:p>
+    <w:p>
+      <w:pPr>
+        <w:keepNext/>
+        <w:spacing w:before="0" w:after="0" w:line="220" w:lineRule="exact"/>
+        <w:rPr>
+          <w:sz w:val="22"/>
+          <w:szCs w:val="22"/>
+        </w:rPr>
+      </w:pPr>
     </w:p>
     <w:p>
       <w:r>
@@ -214,10 +334,22 @@
     <w:p>
       <w:pPr>
         <w:pStyle w:val="Heading1"/>
+        <w:keepNext/>
+        <w:spacing w:after="0"/>
       </w:pPr>
       <w:r>
         <w:t>11. Vorräte und Beendigung</w:t>
       </w:r>
+    </w:p>
+    <w:p>
+      <w:pPr>
+        <w:keepNext/>
+        <w:spacing w:before="0" w:after="0" w:line="220" w:lineRule="exact"/>
+        <w:rPr>
+          <w:sz w:val="22"/>
+          <w:szCs w:val="22"/>
+        </w:rPr>
+      </w:pPr>
     </w:p>
     <w:p>
       <w:r>
@@ -227,10 +359,22 @@
     <w:p>
       <w:pPr>
         <w:pStyle w:val="Heading1"/>
+        <w:keepNext/>
+        <w:spacing w:after="0"/>
       </w:pPr>
       <w:r>
         <w:t>12. Abschlussstand</w:t>
       </w:r>
+    </w:p>
+    <w:p>
+      <w:pPr>
+        <w:keepNext/>
+        <w:spacing w:before="0" w:after="0" w:line="220" w:lineRule="exact"/>
+        <w:rPr>
+          <w:sz w:val="22"/>
+          <w:szCs w:val="22"/>
+        </w:rPr>
+      </w:pPr>
     </w:p>
     <w:p>
       <w:r>
@@ -699,7 +843,7 @@
     <w:pPr>
       <w:keepNext/>
       <w:keepLines/>
-      <w:spacing w:before="140" w:after="100"/>
+      <w:spacing w:before="140" w:after="0"/>
       <w:outlineLvl w:val="0"/>
     </w:pPr>
     <w:rPr>
@@ -723,7 +867,7 @@
     <w:pPr>
       <w:keepNext/>
       <w:keepLines/>
-      <w:spacing w:before="180" w:after="140"/>
+      <w:spacing w:before="180" w:after="0"/>
       <w:outlineLvl w:val="1"/>
     </w:pPr>
     <w:rPr>
